--- a/courts/eleventh-circuit/florida/state/fourth-district-court-of-appeal/opening-brief/usage/OUTPUT-opening-brief.docx
+++ b/courts/eleventh-circuit/florida/state/fourth-district-court-of-appeal/opening-brief/usage/OUTPUT-opening-brief.docx
@@ -6176,7 +6176,7 @@
               <w:rPr>
                 <w:u w:val="single"/>
               </w:rPr>
-              <w:t xml:space="preserve"> </w:t>
+              <w:t xml:space="preserve"> </w:t>
             </w:r>
             <w:r>
               <w:rPr>
@@ -6960,7 +6960,7 @@
               <w:rPr>
                 <w:u w:val="single"/>
               </w:rPr>
-              <w:t xml:space="preserve"> </w:t>
+              <w:t xml:space="preserve"> </w:t>
             </w:r>
             <w:r>
               <w:rPr>
@@ -7336,7 +7336,7 @@
               <w:rPr>
                 <w:u w:val="single"/>
               </w:rPr>
-              <w:t xml:space="preserve"> </w:t>
+              <w:t xml:space="preserve"> </w:t>
             </w:r>
             <w:r>
               <w:rPr>
